--- a/Docs/Карта регистров.docx
+++ b/Docs/Карта регистров.docx
@@ -1194,6 +1194,131 @@
           </w:p>
         </w:tc>
       </w:tr>
+      <w:tr>
+        <w:tc>
+          <w:tcPr>
+            <w:tcW w:w="845" w:type="dxa"/>
+          </w:tcPr>
+          <w:p>
+            <w:pPr>
+              <w:rPr>
+                <w:rFonts w:cstheme="minorHAnsi"/>
+                <w:highlight w:val="yellow"/>
+                <w:lang w:val="en-US"/>
+              </w:rPr>
+            </w:pPr>
+            <w:r>
+              <w:rPr>
+                <w:rFonts w:cstheme="minorHAnsi"/>
+                <w:highlight w:val="yellow"/>
+                <w:lang w:val="en-US"/>
+              </w:rPr>
+              <w:t>13</w:t>
+            </w:r>
+          </w:p>
+        </w:tc>
+        <w:tc>
+          <w:tcPr>
+            <w:tcW w:w="1415" w:type="dxa"/>
+          </w:tcPr>
+          <w:p>
+            <w:pPr>
+              <w:rPr>
+                <w:rFonts w:cstheme="minorHAnsi"/>
+                <w:highlight w:val="yellow"/>
+                <w:lang w:val="en-US"/>
+              </w:rPr>
+            </w:pPr>
+            <w:r>
+              <w:rPr>
+                <w:rFonts w:cstheme="minorHAnsi"/>
+                <w:highlight w:val="yellow"/>
+                <w:lang w:val="en-US"/>
+              </w:rPr>
+              <w:t>Holding</w:t>
+            </w:r>
+          </w:p>
+        </w:tc>
+        <w:tc>
+          <w:tcPr>
+            <w:tcW w:w="1487" w:type="dxa"/>
+          </w:tcPr>
+          <w:p>
+            <w:pPr>
+              <w:rPr>
+                <w:highlight w:val="yellow"/>
+                <w:lang w:val="en-US"/>
+              </w:rPr>
+            </w:pPr>
+            <w:r>
+              <w:rPr>
+                <w:highlight w:val="yellow"/>
+                <w:lang w:val="en-US"/>
+              </w:rPr>
+              <w:t>HOLD</w:t>
+            </w:r>
+          </w:p>
+        </w:tc>
+        <w:tc>
+          <w:tcPr>
+            <w:tcW w:w="2399" w:type="dxa"/>
+          </w:tcPr>
+          <w:p>
+            <w:pPr>
+              <w:rPr>
+                <w:rFonts w:cstheme="minorHAnsi"/>
+                <w:highlight w:val="yellow"/>
+                <w:lang w:val="en-US"/>
+              </w:rPr>
+            </w:pPr>
+            <w:r>
+              <w:rPr>
+                <w:rFonts w:cstheme="minorHAnsi"/>
+                <w:highlight w:val="yellow"/>
+                <w:lang w:val="en-US"/>
+              </w:rPr>
+              <w:t>U16</w:t>
+            </w:r>
+          </w:p>
+        </w:tc>
+        <w:tc>
+          <w:tcPr>
+            <w:tcW w:w="8591" w:type="dxa"/>
+          </w:tcPr>
+          <w:p>
+            <w:pPr>
+              <w:rPr>
+                <w:rFonts w:cstheme="minorHAnsi"/>
+                <w:highlight w:val="yellow"/>
+                <w:lang w:val="en-US"/>
+              </w:rPr>
+            </w:pPr>
+            <w:r>
+              <w:rPr>
+                <w:rFonts w:cstheme="minorHAnsi"/>
+                <w:highlight w:val="yellow"/>
+              </w:rPr>
+              <w:t xml:space="preserve">Поддержание (0 – нет, 1 – </w:t>
+            </w:r>
+            <w:proofErr w:type="spellStart"/>
+            <w:r>
+              <w:rPr>
+                <w:rFonts w:cstheme="minorHAnsi"/>
+                <w:highlight w:val="yellow"/>
+              </w:rPr>
+              <w:t>поодержание</w:t>
+            </w:r>
+            <w:proofErr w:type="spellEnd"/>
+            <w:r>
+              <w:rPr>
+                <w:rFonts w:cstheme="minorHAnsi"/>
+                <w:highlight w:val="yellow"/>
+              </w:rPr>
+              <w:t>)</w:t>
+            </w:r>
+          </w:p>
+        </w:tc>
+      </w:tr>
     </w:tbl>
     <w:p>
       <w:pPr>
@@ -2533,6 +2658,7 @@
                 <w:rFonts w:cstheme="minorHAnsi"/>
                 <w:lang w:val="en-US"/>
               </w:rPr>
+              <w:lastRenderedPageBreak/>
               <w:t>16, 17</w:t>
             </w:r>
           </w:p>
@@ -2654,7 +2780,6 @@
                 <w:rFonts w:cstheme="minorHAnsi"/>
                 <w:lang w:val="en-US"/>
               </w:rPr>
-              <w:lastRenderedPageBreak/>
               <w:t>18, 19</w:t>
             </w:r>
           </w:p>
@@ -4650,6 +4775,7 @@
               <w:rPr>
                 <w:rFonts w:cstheme="minorHAnsi"/>
               </w:rPr>
+              <w:lastRenderedPageBreak/>
               <w:t>6</w:t>
             </w:r>
           </w:p>
@@ -4708,7 +4834,6 @@
               <w:rPr>
                 <w:rFonts w:cstheme="minorHAnsi"/>
               </w:rPr>
-              <w:lastRenderedPageBreak/>
               <w:t>7</w:t>
             </w:r>
           </w:p>
@@ -6229,6 +6354,7 @@
           <w:rFonts w:cstheme="minorHAnsi"/>
           <w:lang w:val="en-US"/>
         </w:rPr>
+        <w:lastRenderedPageBreak/>
         <w:t>STEP</w:t>
       </w:r>
       <w:r>
@@ -6268,7 +6394,6 @@
                 <w:b/>
                 <w:bCs/>
               </w:rPr>
-              <w:lastRenderedPageBreak/>
               <w:t>№</w:t>
             </w:r>
           </w:p>
